--- a/Mark/React/Mark Haney.docx
+++ b/Mark/React/Mark Haney.docx
@@ -166,7 +166,15 @@
                 <w:sz w:val="24"/>
                 <w:szCs w:val="24"/>
               </w:rPr>
-              <w:t xml:space="preserve">+1 (407) 801-1287 </w:t>
+              <w:t>+1 (430) 279-2231</w:t>
+            </w:r>
+            <w:r>
+              <w:rPr>
+                <w:rFonts w:ascii="Times New Roman" w:eastAsia="Times New Roman" w:hAnsi="Times New Roman" w:cs="Times New Roman"/>
+                <w:sz w:val="24"/>
+                <w:szCs w:val="24"/>
+              </w:rPr>
+              <w:t xml:space="preserve"> </w:t>
             </w:r>
             <w:r>
               <w:rPr>
@@ -216,6 +224,8 @@
         </w:rPr>
         <w:t>Professional Summary</w:t>
       </w:r>
+      <w:bookmarkStart w:id="0" w:name="_GoBack"/>
+      <w:bookmarkEnd w:id="0"/>
     </w:p>
     <w:p>
       <w:pPr>
@@ -472,8 +482,6 @@
         </w:numPr>
         <w:jc w:val="both"/>
       </w:pPr>
-      <w:bookmarkStart w:id="0" w:name="_GoBack"/>
-      <w:bookmarkEnd w:id="0"/>
       <w:r>
         <w:rPr>
           <w:rStyle w:val="Strong"/>
@@ -6105,7 +6113,7 @@
 </file>
 
 <file path=customXml/itemProps1.xml><?xml version="1.0" encoding="utf-8"?>
-<ds:datastoreItem xmlns:ds="http://schemas.openxmlformats.org/officeDocument/2006/customXml" ds:itemID="{7B16F36C-31CD-4258-A26A-F50A8D9093EF}">
+<ds:datastoreItem xmlns:ds="http://schemas.openxmlformats.org/officeDocument/2006/customXml" ds:itemID="{2AF6C6C3-0A47-4137-949B-1A271FB59A3F}">
   <ds:schemaRefs>
     <ds:schemaRef ds:uri="http://schemas.openxmlformats.org/officeDocument/2006/bibliography"/>
   </ds:schemaRefs>

--- a/Mark/React/Mark Haney.docx
+++ b/Mark/React/Mark Haney.docx
@@ -224,8 +224,6 @@
         </w:rPr>
         <w:t>Professional Summary</w:t>
       </w:r>
-      <w:bookmarkStart w:id="0" w:name="_GoBack"/>
-      <w:bookmarkEnd w:id="0"/>
     </w:p>
     <w:p>
       <w:pPr>
@@ -420,13 +418,19 @@
       </w:r>
       <w:proofErr w:type="spellEnd"/>
       <w:r>
-        <w:rPr>
-          <w:rStyle w:val="Strong"/>
-        </w:rPr>
-        <w:t xml:space="preserve"> 3–5</w:t>
-      </w:r>
-      <w:r>
-        <w:t>, JavaScript ES6+, Redux 3–4, Redux Toolkit 1–2, React Query 4–5, React Router 5–6, MUI 4–5, Tailwind CSS 3, Bootstrap 3–5, Storybook 5–7</w:t>
+        <w:t>, JavaScript ES6+, Redux, Redux Toolkit, React Query</w:t>
+      </w:r>
+      <w:r>
+        <w:t>, React Router</w:t>
+      </w:r>
+      <w:r>
+        <w:t>, MUI</w:t>
+      </w:r>
+      <w:r>
+        <w:t>, Tailwind CSS</w:t>
+      </w:r>
+      <w:r>
+        <w:t xml:space="preserve">, Bootstrap, Storybook </w:t>
       </w:r>
     </w:p>
     <w:p>
@@ -454,7 +458,7 @@
         <w:t>Node.js 12–20</w:t>
       </w:r>
       <w:r>
-        <w:t xml:space="preserve">, Express.js 4, REST APIs, </w:t>
+        <w:t xml:space="preserve">, Express.js, REST APIs, </w:t>
       </w:r>
       <w:proofErr w:type="spellStart"/>
       <w:r>
@@ -462,16 +466,16 @@
       </w:r>
       <w:proofErr w:type="spellEnd"/>
       <w:r>
-        <w:t xml:space="preserve"> 15–16, MongoDB 4–7, PostgreSQL 10–15, </w:t>
+        <w:t>, MongoDB, PostgreSQL</w:t>
+      </w:r>
+      <w:r>
+        <w:t xml:space="preserve">, </w:t>
       </w:r>
       <w:proofErr w:type="spellStart"/>
       <w:r>
         <w:t>Redis</w:t>
       </w:r>
       <w:proofErr w:type="spellEnd"/>
-      <w:r>
-        <w:t xml:space="preserve"> 5–7</w:t>
-      </w:r>
     </w:p>
     <w:p>
       <w:pPr>
@@ -495,10 +499,13 @@
         <w:rPr>
           <w:rStyle w:val="Strong"/>
         </w:rPr>
-        <w:t>Jest 24–29</w:t>
-      </w:r>
-      <w:r>
-        <w:t>, React Testing Library 11–14, Cypress 6–13, Playwright 1.x, Enzyme, Unit Testing, Integration Testing</w:t>
+        <w:t>Jest</w:t>
+      </w:r>
+      <w:r>
+        <w:t>, React Testing Library, Cypress, Playwright</w:t>
+      </w:r>
+      <w:r>
+        <w:t>, Enzyme, Unit Testing, Integration Testing</w:t>
       </w:r>
     </w:p>
     <w:p>
@@ -552,7 +559,12 @@
         <w:t>Engineering:</w:t>
       </w:r>
       <w:r>
-        <w:t xml:space="preserve"> Agile Methodologies, </w:t>
+        <w:t xml:space="preserve"> Agile M</w:t>
+      </w:r>
+      <w:bookmarkStart w:id="0" w:name="_GoBack"/>
+      <w:bookmarkEnd w:id="0"/>
+      <w:r>
+        <w:t xml:space="preserve">ethodologies, </w:t>
       </w:r>
       <w:proofErr w:type="spellStart"/>
       <w:r>
@@ -746,12 +758,6 @@
       </w:r>
       <w:proofErr w:type="spellEnd"/>
       <w:r>
-        <w:rPr>
-          <w:rStyle w:val="Strong"/>
-        </w:rPr>
-        <w:t xml:space="preserve"> 5.x</w:t>
-      </w:r>
-      <w:r>
         <w:t xml:space="preserve">, </w:t>
       </w:r>
       <w:r>
@@ -792,16 +798,7 @@
         <w:t>React 18.2</w:t>
       </w:r>
       <w:r>
-        <w:t xml:space="preserve"> functional components, reducing duplicated UI logic by </w:t>
-      </w:r>
-      <w:r>
-        <w:rPr>
-          <w:rStyle w:val="Strong"/>
-        </w:rPr>
-        <w:t>23%</w:t>
-      </w:r>
-      <w:r>
-        <w:t xml:space="preserve"> and improving long-term maintainability.</w:t>
+        <w:t xml:space="preserve"> functional components, reducing duplicated UI logic and improving long-term maintainability.</w:t>
       </w:r>
     </w:p>
     <w:p>
@@ -820,10 +817,13 @@
         <w:rPr>
           <w:rStyle w:val="Strong"/>
         </w:rPr>
-        <w:t>MUI 5</w:t>
-      </w:r>
-      <w:r>
-        <w:t xml:space="preserve">, Storybook 7, and strict </w:t>
+        <w:t>MUI</w:t>
+      </w:r>
+      <w:r>
+        <w:t>, Storybook</w:t>
+      </w:r>
+      <w:r>
+        <w:t xml:space="preserve">, and strict </w:t>
       </w:r>
       <w:proofErr w:type="spellStart"/>
       <w:r>
@@ -948,7 +948,6 @@
         <w:jc w:val="both"/>
       </w:pPr>
       <w:r>
-        <w:lastRenderedPageBreak/>
         <w:t>Partnered with DevOps engineers to improve CI/CD pipelines with GitHub Actions, Docker, Jest 29, and Cypress 13, reducing failed releases caused by frontend regressions.</w:t>
       </w:r>
     </w:p>
@@ -962,6 +961,7 @@
         <w:jc w:val="both"/>
       </w:pPr>
       <w:r>
+        <w:lastRenderedPageBreak/>
         <w:t xml:space="preserve">Introduced stronger unit and integration testing standards with </w:t>
       </w:r>
       <w:r>
@@ -1206,13 +1206,7 @@
       </w:r>
       <w:proofErr w:type="spellEnd"/>
       <w:r>
-        <w:rPr>
-          <w:rStyle w:val="Strong"/>
-        </w:rPr>
-        <w:t xml:space="preserve"> 3.7–4.8</w:t>
-      </w:r>
-      <w:r>
-        <w:t xml:space="preserve">, Redux 4, React Router 5–6, and </w:t>
+        <w:t xml:space="preserve">, Redux, React Router, and </w:t>
       </w:r>
       <w:r>
         <w:rPr>
@@ -1634,7 +1628,6 @@
         <w:jc w:val="both"/>
       </w:pPr>
       <w:r>
-        <w:lastRenderedPageBreak/>
         <w:t>Resolved a production issue where browser-specific validation failed in older environments by standardizing form logic and adding cross-browser test coverage.</w:t>
       </w:r>
     </w:p>
@@ -1648,6 +1641,7 @@
         <w:jc w:val="both"/>
       </w:pPr>
       <w:r>
+        <w:lastRenderedPageBreak/>
         <w:t xml:space="preserve">Improved page rendering behavior by reducing unnecessary DOM updates, optimizing asset loading, and cleaning duplicated frontend utilities, improving speed by </w:t>
       </w:r>
       <w:r>
@@ -1851,16 +1845,13 @@
         <w:jc w:val="both"/>
       </w:pPr>
       <w:r>
-        <w:t xml:space="preserve">Built civic technology interfaces using JavaScript ES5–ES6, </w:t>
-      </w:r>
-      <w:r>
-        <w:rPr>
-          <w:rStyle w:val="Strong"/>
-        </w:rPr>
-        <w:t>React 0.14–15</w:t>
-      </w:r>
-      <w:r>
-        <w:t xml:space="preserve"> in selected modules, AngularJS 1.x, Bootstrap 3, Gulp, and REST APIs.</w:t>
+        <w:t>Built civic technology inter</w:t>
+      </w:r>
+      <w:r>
+        <w:t xml:space="preserve">faces using JavaScript ES5–ES6 </w:t>
+      </w:r>
+      <w:r>
+        <w:t>in selected modules, AngularJS 1.x, Bootstrap 3, Gulp, and REST APIs.</w:t>
       </w:r>
     </w:p>
     <w:p>
@@ -1925,16 +1916,13 @@
         <w:jc w:val="both"/>
       </w:pPr>
       <w:r>
-        <w:t xml:space="preserve">Reduced manual release issues by </w:t>
-      </w:r>
-      <w:r>
-        <w:rPr>
-          <w:rStyle w:val="Strong"/>
-        </w:rPr>
-        <w:t>12%</w:t>
-      </w:r>
-      <w:r>
-        <w:t xml:space="preserve"> through better smoke testing, clearer deployment checklists, and improved coordination with QA teams.</w:t>
+        <w:t>Reduced manual release iss</w:t>
+      </w:r>
+      <w:r>
+        <w:t xml:space="preserve">ues </w:t>
+      </w:r>
+      <w:r>
+        <w:t>through better smoke testing, clearer deployment checklists, and improved coordination with QA teams.</w:t>
       </w:r>
     </w:p>
     <w:p>
@@ -2116,16 +2104,10 @@
         <w:jc w:val="both"/>
       </w:pPr>
       <w:r>
-        <w:t xml:space="preserve">Fixed UI defects related to layout breakage, inconsistent validation, and browser compatibility, reducing repeated support issues by </w:t>
-      </w:r>
-      <w:r>
-        <w:rPr>
-          <w:rStyle w:val="Strong"/>
-        </w:rPr>
-        <w:t>11%</w:t>
-      </w:r>
-      <w:r>
-        <w:t>.</w:t>
+        <w:t>Fixed UI defects related to layout breakage, inconsistent validation, and browser compatibility, r</w:t>
+      </w:r>
+      <w:r>
+        <w:t>educing repeated support issues.</w:t>
       </w:r>
     </w:p>
     <w:p>
@@ -2139,28 +2121,6 @@
       </w:pPr>
       <w:r>
         <w:t>Collaborated with senior engineers on API integrations, database-backed workflows, and frontend improvements for operational service teams.</w:t>
-      </w:r>
-    </w:p>
-    <w:p>
-      <w:pPr>
-        <w:pStyle w:val="NormalWeb"/>
-        <w:numPr>
-          <w:ilvl w:val="0"/>
-          <w:numId w:val="6"/>
-        </w:numPr>
-        <w:jc w:val="both"/>
-      </w:pPr>
-      <w:r>
-        <w:lastRenderedPageBreak/>
-        <w:t xml:space="preserve">Developed strong fundamentals in </w:t>
-      </w:r>
-      <w:proofErr w:type="spellStart"/>
-      <w:r>
-        <w:t>Git</w:t>
-      </w:r>
-      <w:proofErr w:type="spellEnd"/>
-      <w:r>
-        <w:t>, Agile delivery, troubleshooting, code reviews, and maintainable frontend development before moving into larger React systems.</w:t>
       </w:r>
     </w:p>
     <w:p>
@@ -2211,6 +2171,7 @@
           <w:sz w:val="24"/>
           <w:szCs w:val="24"/>
         </w:rPr>
+        <w:lastRenderedPageBreak/>
         <w:t>Arkansas State University</w:t>
       </w:r>
     </w:p>
@@ -6113,7 +6074,7 @@
 </file>
 
 <file path=customXml/itemProps1.xml><?xml version="1.0" encoding="utf-8"?>
-<ds:datastoreItem xmlns:ds="http://schemas.openxmlformats.org/officeDocument/2006/customXml" ds:itemID="{2AF6C6C3-0A47-4137-949B-1A271FB59A3F}">
+<ds:datastoreItem xmlns:ds="http://schemas.openxmlformats.org/officeDocument/2006/customXml" ds:itemID="{FC158B10-9FB7-43E4-AF3F-BD29D93FEFA5}">
   <ds:schemaRefs>
     <ds:schemaRef ds:uri="http://schemas.openxmlformats.org/officeDocument/2006/bibliography"/>
   </ds:schemaRefs>
